--- a/docs/deliverables/weekly-reports/내친구지성_실증적SW개발프로젝트_8주차_주간보고일지.docx
+++ b/docs/deliverables/weekly-reports/내친구지성_실증적SW개발프로젝트_8주차_주간보고일지.docx
@@ -720,7 +720,7 @@
               <w:rPr>
                 <w:rFonts w:hint="eastAsia"/>
               </w:rPr>
-              <w:t xml:space="preserve">나지성 (팀장, 프론트 담당) – App Store 반려 대응 및 iOS 재제출, Android 갱신 빌드 배포. 앱 HWPX 출력 연동, 출력본 3종 실측과 HWPX 손상 원인 규명 후 백엔드 요청 문서 작성. 보고서 위치도 개선, 홍보 배너 사이트 구현</w:t>
+              <w:t xml:space="preserve">나지성 (팀장, 프론트 담당) – iOS 재제출·Android 갱신 배포, HWPX 출력 연동, 출력본 문제 실측·원인 규명, 위치도 개선, 배너 사이트 구현</w:t>
             </w:r>
           </w:p>
           <w:p>
@@ -737,7 +737,7 @@
               <w:rPr>
                 <w:rFonts w:hint="eastAsia"/>
               </w:rPr>
-              <w:t xml:space="preserve">송지석 (팀원, 백엔드 담당) – HWPX 손상 문제 수정(패키지 설정·버전 정보·글꼴 참조, 다른 문서 프로그램 호환), PDF·Word·HWPX 쪽 배치 공통화. 업로드 파일 유실 사고 원인 점검 및 운영 서버 유지보수</w:t>
+              <w:t xml:space="preserve">송지석 (팀원, 백엔드 담당) – HWPX 손상 수정, 출력본 3종 쪽 배치 공통화, 파일 유실 원인 점검</w:t>
             </w:r>
           </w:p>
           <w:p>
@@ -757,7 +757,7 @@
               <w:rPr>
                 <w:rFonts w:hint="eastAsia"/>
               </w:rPr>
-              <w:t xml:space="preserve">김단 (팀원, UI/UX 담당) – 보고서 출력본(PDF·Word·HWPX)의 사진 배치와 위치도 표시를 검토하고 문서 양식 개선 의견 정리</w:t>
+              <w:t xml:space="preserve">김단 (팀원, UI/UX 담당) – 출력본 사진 배치·위치도 표시 검토, 문서 양식 개선 의견 정리</w:t>
             </w:r>
           </w:p>
           <w:p>
@@ -774,7 +774,7 @@
               <w:rPr>
                 <w:rFonts w:hint="eastAsia"/>
               </w:rPr>
-              <w:t xml:space="preserve">조성민 (팀원, UI/UX 담당) – 배너 사이트의 섹션 구성과 안내 문구 검토, 비교표에 들어갈 유사 서비스 정보 확인</w:t>
+              <w:t xml:space="preserve">조성민 (팀원, UI/UX 담당) – 배너 사이트 구성·문구 검토, 비교표 유사 서비스 정보 확인</w:t>
             </w:r>
           </w:p>
           <w:p>
@@ -791,7 +791,7 @@
               <w:rPr>
                 <w:rFonts w:hint="eastAsia"/>
               </w:rPr>
-              <w:t xml:space="preserve">이조영 (팀원, UI/UX 담당) – UI 디자인 총괄. 배너 사이트 디자인 기준(색·글꼴·섹션 구성) 검토 및 구현 화면의 시안 일치 여부 확인</w:t>
+              <w:t xml:space="preserve">이조영 (팀원, UI/UX 담당) – UI 디자인 총괄, 배너 사이트 디자인 기준 검토·시안 일치 확인</w:t>
             </w:r>
           </w:p>
         </w:tc>

--- a/docs/deliverables/weekly-reports/내친구지성_실증적SW개발프로젝트_8주차_주간보고일지.docx
+++ b/docs/deliverables/weekly-reports/내친구지성_실증적SW개발프로젝트_8주차_주간보고일지.docx
@@ -494,15 +494,15 @@
               <w:ind w:leftChars="100" w:left="200"/>
             </w:pPr>
             <w:r>
-              <w:t xml:space="preserve">■ App Store 자동 심사 반려(가이드라인 5.1.1, 앱이 쓰지 않는 마이크·항상 위치·Face ID 권한 문구 포함) 원인을 찾아 권한 문구를 제거하고 iOS 1.0.0(빌드 4) 재제출(10/19)</w:t>
+              <w:t xml:space="preserve">■ App Store 반려(5.1.1, 미사용 권한 문구) 대응, iOS 1.0.0(4) 재제출</w:t>
             </w:r>
             <w:r>
               <w:br/>
-              <w:t xml:space="preserve">■ Android 1.0.0(versionCode 5)으로 Play 프로덕션 교체: 사진 일괄 등록 시 사진 위치(GPS)가 지워지던 문제, 시트가 열린 채 뒤로 가면 앱이 닫히던 문제, 앱 버전 표시 오류 수정 반영</w:t>
+              <w:t xml:space="preserve">■ Android vc5 프로덕션 교체(사진 GPS 유실·뒤로 가기 종료·버전 표시 수정)</w:t>
             </w:r>
             <w:r>
               <w:br/>
-              <w:t xml:space="preserve">■ 서버 재배포로 10/17 이전 업로드 파일(사진·위치도·문서)이 유실된 사고를 확인하고 심사 계정 사진 재업로드, 저장소 영구 보존 조치를 백엔드에 요청</w:t>
+              <w:t xml:space="preserve">■ 재배포 중 업로드 파일 유실 대응, 저장소 영구 보존 요청</w:t>
             </w:r>
           </w:p>
           <w:p>
@@ -535,15 +535,15 @@
               <w:ind w:leftChars="100" w:left="200"/>
             </w:pPr>
             <w:r>
-              <w:t xml:space="preserve">■ 서버 HWPX 생성 API의 운영 배포를 확인하고 앱의 보고서 공유·내려받기 형식에 한글 문서를 추가</w:t>
+              <w:t xml:space="preserve">■ 보고서 공유·내려받기에 한글(HWPX) 형식 추가</w:t>
             </w:r>
             <w:r>
               <w:br/>
-              <w:t xml:space="preserve">■ 서버가 만든 HWPX가 한글 2022에서 "손상된 파일"로 열리지 않는 문제를 실제 프로그램으로 한 항목씩 바꿔 가며 확인해 원인 2가지(문서 구역 수 누락, 사진 포함 표시 누락) 규명</w:t>
+              <w:t xml:space="preserve">■ 한글 2022에서 파일 손상으로 열리지 않는 원인 2가지 규명</w:t>
             </w:r>
             <w:r>
               <w:br/>
-              <w:t xml:space="preserve">■ 백엔드에서 HWPX 패키지 설정·버전 정보·글꼴 참조를 수정하고, 폴라리스 오피스에서도 열리도록 파일 구조를 보완한 뒤 자동 점검 스크립트 추가</w:t>
+              <w:t xml:space="preserve">■ 백엔드 HWPX 구조 수정, 폴라리스 오피스 호환, 자동 점검 추가</w:t>
             </w:r>
           </w:p>
           <w:p>
@@ -576,15 +576,15 @@
               <w:ind w:leftChars="100" w:left="200"/>
             </w:pPr>
             <w:r>
-              <w:t xml:space="preserve">■ 실제 보고서로 세 형식의 출력본을 열어 쪽 넘김 문제를 실측: PDF는 쪽 끝 사진이 약 28% 잘리고 제목만 쪽 끝에 남음, Word는 사진 설명이 다음 쪽으로 분리, HWPX는 같은 보고서가 PDF 2쪽 대비 4쪽</w:t>
+              <w:t xml:space="preserve">■ 쪽 넘김 문제 실측(PDF 사진 잘림, Word 설명 분리, HWPX 쪽 수 증가)</w:t>
             </w:r>
             <w:r>
               <w:br/>
-              <w:t xml:space="preserve">■ 형식별 문제와 권장 사진 크기를 정리해 백엔드 요청 문서로 전달</w:t>
+              <w:t xml:space="preserve">■ 형식별 문제·권장 사진 크기 백엔드 전달</w:t>
             </w:r>
             <w:r>
               <w:br/>
-              <w:t xml:space="preserve">■ 백엔드에서 세 형식이 같은 쪽 배치 계산을 쓰도록 공통화하여 사진과 설명이 한 쪽 안에 들어가게 수정하고, 배치 점검 스크립트 추가</w:t>
+              <w:t xml:space="preserve">■ 세 형식 쪽 배치 공통화로 사진·설명 한 쪽 배치</w:t>
             </w:r>
           </w:p>
           <w:p>
@@ -618,15 +618,15 @@
               <w:ind w:leftChars="100" w:left="200"/>
             </w:pPr>
             <w:r>
-              <w:t xml:space="preserve">■ Android에서 위치도 캡처의 둥근 모서리 바깥이 투명으로 찍혀 문서에서 네 모서리가 검게 나오던 문제를 캡처 영역 배경색 지정으로 해결</w:t>
+              <w:t xml:space="preserve">■ 위치도 모서리가 검게 나오던 문제 수정</w:t>
             </w:r>
             <w:r>
               <w:br/>
-              <w:t xml:space="preserve">■ 문서 속 위치도가 띠처럼 납작하던 문제를 세로 높이 확대(152→200)로 개선하고, 현장 핀이 주변 길·건물을 가리지 않으면서 지도 아이콘과 구분되도록 크기 조정</w:t>
+              <w:t xml:space="preserve">■ 위치도 세로 확대(152→200), 핀 크기 조정</w:t>
             </w:r>
             <w:r>
               <w:br/>
-              <w:t xml:space="preserve">■ Android 에뮬레이터에서 캡처 원본을 직접 측정해 수정 효과 확인, Word 출력본의 위치도 비율 왜곡은 백엔드 요청으로 전달</w:t>
+              <w:t xml:space="preserve">■ Word 위치도 비율 왜곡 백엔드 전달</w:t>
             </w:r>
           </w:p>
           <w:p>
@@ -660,15 +660,15 @@
               <w:ind w:leftChars="100" w:left="200"/>
             </w:pPr>
             <w:r>
-              <w:t xml:space="preserve">■ 신규 리포지토리(mfz_banner)를 만들고 디자인 기준 자료를 바탕으로 소개 페이지 9개 섹션(첫 화면, 불편 세 가지, 보고서가 만들어지는 흐름, 지도, 쓰임새, 비교표, 수상과 만든 사람들, 마무리, 바닥글) 구현</w:t>
+              <w:t xml:space="preserve">■ 신규 리포지토리(mfz_banner), 소개 페이지 9개 섹션 구현</w:t>
             </w:r>
             <w:r>
               <w:br/>
-              <w:t xml:space="preserve">■ 시안 대비 화면 차이, 레이아웃, 접근성, 문구를 확인하는 자동 테스트 4종을 갖추고 휴대폰~데스크톱 화면 폭별 배치 정리</w:t>
+              <w:t xml:space="preserve">■ 자동 테스트 4종(시안·레이아웃·접근성·문구), 반응형 배치</w:t>
             </w:r>
             <w:r>
               <w:br/>
-              <w:t xml:space="preserve">■ 검색·공유용 메타 정보와 미리보기 이미지, 아이콘을 추가하고, 문구·비교표 등 팀 확인이 필요한 항목 정리</w:t>
+              <w:t xml:space="preserve">■ 공유 미리보기·아이콘 추가, 팀 확인 항목 정리</w:t>
             </w:r>
           </w:p>
           <w:p>
